--- a/1952.2/1952年2月8日，和李敏的谈话__LLM初注.docx
+++ b/1952.2/1952年2月8日，和李敏的谈话__LLM初注.docx
@@ -41,11 +41,20 @@
       <w:r>
         <w:rPr>
           <w:rStyle w:val="FootnoteReference"/>
-        </w:rPr>
+          <w:vertAlign w:val="superscript"/>
+        </w:rPr>
+        <w:t>[</w:t>
         <w:footnoteReference w:id="4"/>
-      </w:r>
-      <w:r>
-        <w:rPr/>
+        <w:t>]</w:t>
+      </w:r>
+      <w:r>
+        <w:rPr>
+          <w:rFonts w:hint="eastAsia" w:ascii="黑体" w:hAnsi="黑体" w:eastAsia="黑体" w:cs="黑体"/>
+          <w:sz w:val="44"/>
+          <w:szCs w:val="44"/>
+          <w:vertAlign w:val="baseline"/>
+          <w:lang w:val="en-US" w:eastAsia="zh-CN"/>
+        </w:rPr>
         <w:t xml:space="preserve">的谈话</w:t>
       </w:r>
       <w:bookmarkEnd w:id="0"/>
@@ -61,13 +70,16 @@
       </w:r>
       <w:r>
         <w:rPr>
+          <w:rStyle w:val="FootnoteReference"/>
           <w:rFonts w:hint="eastAsia" w:ascii="仿宋" w:hAnsi="仿宋" w:eastAsia="仿宋" w:cs="仿宋"/>
           <w:sz w:val="36"/>
           <w:szCs w:val="36"/>
           <w:vertAlign w:val="superscript"/>
           <w:lang w:val="en-US" w:eastAsia="zh-CN"/>
         </w:rPr>
+        <w:t>[</w:t>
         <w:footnoteReference w:id="0"/>
+        <w:t>]</w:t>
       </w:r>
       <w:r>
         <w:rPr>

--- a/1952.2/1952年2月8日，和李敏的谈话__LLM初注.docx
+++ b/1952.2/1952年2月8日，和李敏的谈话__LLM初注.docx
@@ -43,9 +43,16 @@
           <w:rStyle w:val="FootnoteReference"/>
           <w:vertAlign w:val="superscript"/>
         </w:rPr>
-        <w:t>[</w:t>
+        <w:t>[1]</w:t>
+      </w:r>
+      <w:r>
+        <w:rPr>
+          <w:rStyle w:val="FootnoteReference"/>
+          <w:vertAlign w:val="superscript"/>
+          <w:vanish/>
+          <w:specVanish/>
+        </w:rPr>
         <w:footnoteReference w:id="4"/>
-        <w:t>]</w:t>
       </w:r>
       <w:r>
         <w:rPr>
@@ -60,36 +67,19 @@
       <w:bookmarkEnd w:id="0"/>
       <w:r>
         <w:rPr>
-          <w:rFonts w:hint="eastAsia" w:ascii="仿宋" w:hAnsi="仿宋" w:eastAsia="仿宋" w:cs="仿宋"/>
-          <w:sz w:val="36"/>
-          <w:szCs w:val="36"/>
+          <w:rStyle w:val="FootnoteReference"/>
           <w:vertAlign w:val="superscript"/>
-          <w:lang w:val="en-US" w:eastAsia="zh-CN"/>
-        </w:rPr>
-        <w:t>[</w:t>
+        </w:rPr>
+        <w:t>[2]</w:t>
       </w:r>
       <w:r>
         <w:rPr>
           <w:rStyle w:val="FootnoteReference"/>
-          <w:rFonts w:hint="eastAsia" w:ascii="仿宋" w:hAnsi="仿宋" w:eastAsia="仿宋" w:cs="仿宋"/>
-          <w:sz w:val="36"/>
-          <w:szCs w:val="36"/>
           <w:vertAlign w:val="superscript"/>
-          <w:lang w:val="en-US" w:eastAsia="zh-CN"/>
-        </w:rPr>
-        <w:t>[</w:t>
+          <w:vanish/>
+          <w:specVanish/>
+        </w:rPr>
         <w:footnoteReference w:id="0"/>
-        <w:t>]</w:t>
-      </w:r>
-      <w:r>
-        <w:rPr>
-          <w:rFonts w:hint="eastAsia" w:ascii="仿宋" w:hAnsi="仿宋" w:eastAsia="仿宋" w:cs="仿宋"/>
-          <w:sz w:val="36"/>
-          <w:szCs w:val="36"/>
-          <w:vertAlign w:val="superscript"/>
-          <w:lang w:val="en-US" w:eastAsia="zh-CN"/>
-        </w:rPr>
-        <w:t>]</w:t>
       </w:r>
     </w:p>
     <w:p>
@@ -642,13 +632,39 @@
       </w:pPr>
       <w:r>
         <w:rPr>
+          <w:rStyle w:val="FootnoteReference"/>
+        </w:rPr>
+        <w:t>[2]</w:t>
+      </w:r>
+      <w:r>
+        <w:rPr>
+          <w:rFonts w:hint="eastAsia" w:asciiTheme="minorEastAsia" w:hAnsiTheme="minorEastAsia" w:cstheme="minorBidi"/>
+          <w:kern w:val="2"/>
+          <w:sz w:val="21"/>
+          <w:szCs w:val="21"/>
+          <w:lang w:val="en-US" w:eastAsia="zh-CN" w:bidi="ar-SA"/>
+        </w:rPr>
+        <w:t>关于本文的真实性及时间还存在争议，《</w:t>
+      </w:r>
+      <w:r>
+        <w:rPr>
           <w:rFonts w:hint="eastAsia" w:asciiTheme="minorEastAsia" w:hAnsiTheme="minorEastAsia" w:eastAsiaTheme="minorEastAsia" w:cstheme="minorBidi"/>
           <w:kern w:val="2"/>
           <w:sz w:val="21"/>
           <w:szCs w:val="21"/>
           <w:lang w:val="en-US" w:eastAsia="zh-CN" w:bidi="ar-SA"/>
         </w:rPr>
-        <w:t>[</w:t>
+        <w:t>毛泽东年谱</w:t>
+      </w:r>
+      <w:r>
+        <w:rPr>
+          <w:rFonts w:hint="eastAsia" w:asciiTheme="minorEastAsia" w:hAnsiTheme="minorEastAsia" w:cstheme="minorBidi"/>
+          <w:kern w:val="2"/>
+          <w:sz w:val="21"/>
+          <w:szCs w:val="21"/>
+          <w:lang w:val="en-US" w:eastAsia="zh-CN" w:bidi="ar-SA"/>
+        </w:rPr>
+        <w:t>》中并未记载。</w:t>
       </w:r>
       <w:r>
         <w:rPr>
@@ -658,17 +674,7 @@
           <w:szCs w:val="21"/>
           <w:lang w:val="en-US" w:eastAsia="zh-CN" w:bidi="ar-SA"/>
         </w:rPr>
-        <w:footnoteRef/>
-      </w:r>
-      <w:r>
-        <w:rPr>
-          <w:rFonts w:hint="eastAsia" w:asciiTheme="minorEastAsia" w:hAnsiTheme="minorEastAsia" w:eastAsiaTheme="minorEastAsia" w:cstheme="minorBidi"/>
-          <w:kern w:val="2"/>
-          <w:sz w:val="21"/>
-          <w:szCs w:val="21"/>
-          <w:lang w:val="en-US" w:eastAsia="zh-CN" w:bidi="ar-SA"/>
-        </w:rPr>
-        <w:t>]</w:t>
+        <w:t>本文是根据</w:t>
       </w:r>
       <w:r>
         <w:rPr>
@@ -678,46 +684,6 @@
           <w:szCs w:val="21"/>
           <w:lang w:val="en-US" w:eastAsia="zh-CN" w:bidi="ar-SA"/>
         </w:rPr>
-        <w:t>关于本文的真实性及时间还存在争议，《</w:t>
-      </w:r>
-      <w:r>
-        <w:rPr>
-          <w:rFonts w:hint="eastAsia" w:asciiTheme="minorEastAsia" w:hAnsiTheme="minorEastAsia" w:eastAsiaTheme="minorEastAsia" w:cstheme="minorBidi"/>
-          <w:kern w:val="2"/>
-          <w:sz w:val="21"/>
-          <w:szCs w:val="21"/>
-          <w:lang w:val="en-US" w:eastAsia="zh-CN" w:bidi="ar-SA"/>
-        </w:rPr>
-        <w:t>毛泽东年谱</w:t>
-      </w:r>
-      <w:r>
-        <w:rPr>
-          <w:rFonts w:hint="eastAsia" w:asciiTheme="minorEastAsia" w:hAnsiTheme="minorEastAsia" w:cstheme="minorBidi"/>
-          <w:kern w:val="2"/>
-          <w:sz w:val="21"/>
-          <w:szCs w:val="21"/>
-          <w:lang w:val="en-US" w:eastAsia="zh-CN" w:bidi="ar-SA"/>
-        </w:rPr>
-        <w:t>》中并未记载。</w:t>
-      </w:r>
-      <w:r>
-        <w:rPr>
-          <w:rFonts w:hint="eastAsia" w:asciiTheme="minorEastAsia" w:hAnsiTheme="minorEastAsia" w:eastAsiaTheme="minorEastAsia" w:cstheme="minorBidi"/>
-          <w:kern w:val="2"/>
-          <w:sz w:val="21"/>
-          <w:szCs w:val="21"/>
-          <w:lang w:val="en-US" w:eastAsia="zh-CN" w:bidi="ar-SA"/>
-        </w:rPr>
-        <w:t>本文是根据</w:t>
-      </w:r>
-      <w:r>
-        <w:rPr>
-          <w:rFonts w:hint="eastAsia" w:asciiTheme="minorEastAsia" w:hAnsiTheme="minorEastAsia" w:cstheme="minorBidi"/>
-          <w:kern w:val="2"/>
-          <w:sz w:val="21"/>
-          <w:szCs w:val="21"/>
-          <w:lang w:val="en-US" w:eastAsia="zh-CN" w:bidi="ar-SA"/>
-        </w:rPr>
         <w:t>东方直心同志编著的《毛泽东大传》（2021年终极版）第六卷，第2076页记载内容编辑而成。标题为编者所加。</w:t>
       </w:r>
     </w:p>
@@ -735,13 +701,9 @@
       </w:pPr>
       <w:r>
         <w:rPr>
-          <w:rFonts w:asciiTheme="minorEastAsia" w:hAnsiTheme="minorEastAsia" w:eastAsiaTheme="minorEastAsia" w:cstheme="minorBidi"/>
-          <w:kern w:val="2"/>
-          <w:sz w:val="21"/>
-          <w:szCs w:val="21"/>
-          <w:lang w:val="en-US" w:eastAsia="zh-CN" w:bidi="ar-SA"/>
-        </w:rPr>
-        <w:footnoteRef/>
+          <w:rStyle w:val="FootnoteReference"/>
+        </w:rPr>
+        <w:t>[1]</w:t>
       </w:r>
       <w:r>
         <w:rPr>
